--- a/Informe de Pasantias/Lista de equipos en administración.docx
+++ b/Informe de Pasantias/Lista de equipos en administración.docx
@@ -1,6 +1,6 @@
 
 <file path=word/document.xml><?xml version="1.0" encoding="utf-8"?>
-<w:document xmlns:wpc="http://schemas.microsoft.com/office/word/2010/wordprocessingCanvas" xmlns:cx="http://schemas.microsoft.com/office/drawing/2014/chartex" xmlns:cx1="http://schemas.microsoft.com/office/drawing/2015/9/8/chartex" xmlns:cx2="http://schemas.microsoft.com/office/drawing/2015/10/21/chartex" xmlns:cx3="http://schemas.microsoft.com/office/drawing/2016/5/9/chartex" xmlns:cx4="http://schemas.microsoft.com/office/drawing/2016/5/10/chartex" xmlns:cx5="http://schemas.microsoft.com/office/drawing/2016/5/11/chartex" xmlns:cx6="http://schemas.microsoft.com/office/drawing/2016/5/12/chartex" xmlns:cx7="http://schemas.microsoft.com/office/drawing/2016/5/13/chartex" xmlns:cx8="http://schemas.microsoft.com/office/drawing/2016/5/14/chartex" xmlns:mc="http://schemas.openxmlformats.org/markup-compatibility/2006" xmlns:aink="http://schemas.microsoft.com/office/drawing/2016/ink" xmlns:am3d="http://schemas.microsoft.com/office/drawing/2017/model3d" xmlns:o="urn:schemas-microsoft-com:office:office" xmlns:oel="http://schemas.microsoft.com/office/2019/extlst" xmlns:r="http://schemas.openxmlformats.org/officeDocument/2006/relationships" xmlns:m="http://schemas.openxmlformats.org/officeDocument/2006/math" xmlns:v="urn:schemas-microsoft-com:vml" xmlns:wp14="http://schemas.microsoft.com/office/word/2010/wordprocessingDrawing" xmlns:wp="http://schemas.openxmlformats.org/drawingml/2006/wordprocessingDrawing" xmlns:w10="urn:schemas-microsoft-com:office:word" xmlns:w="http://schemas.openxmlformats.org/wordprocessingml/2006/main" xmlns:w14="http://schemas.microsoft.com/office/word/2010/wordml" xmlns:w15="http://schemas.microsoft.com/office/word/2012/wordml" xmlns:w16cex="http://schemas.microsoft.com/office/word/2018/wordml/cex" xmlns:w16cid="http://schemas.microsoft.com/office/word/2016/wordml/cid" xmlns:w16="http://schemas.microsoft.com/office/word/2018/wordml" xmlns:w16sdtdh="http://schemas.microsoft.com/office/word/2020/wordml/sdtdatahash" xmlns:w16se="http://schemas.microsoft.com/office/word/2015/wordml/symex" xmlns:wpg="http://schemas.microsoft.com/office/word/2010/wordprocessingGroup" xmlns:wpi="http://schemas.microsoft.com/office/word/2010/wordprocessingInk" xmlns:wne="http://schemas.microsoft.com/office/word/2006/wordml" xmlns:wps="http://schemas.microsoft.com/office/word/2010/wordprocessingShape" mc:Ignorable="w14 w15 w16se w16cid w16 w16cex w16sdtdh wp14">
+<w:document xmlns:wpc="http://schemas.microsoft.com/office/word/2010/wordprocessingCanvas" xmlns:cx="http://schemas.microsoft.com/office/drawing/2014/chartex" xmlns:cx1="http://schemas.microsoft.com/office/drawing/2015/9/8/chartex" xmlns:cx2="http://schemas.microsoft.com/office/drawing/2015/10/21/chartex" xmlns:cx3="http://schemas.microsoft.com/office/drawing/2016/5/9/chartex" xmlns:cx4="http://schemas.microsoft.com/office/drawing/2016/5/10/chartex" xmlns:cx5="http://schemas.microsoft.com/office/drawing/2016/5/11/chartex" xmlns:cx6="http://schemas.microsoft.com/office/drawing/2016/5/12/chartex" xmlns:cx7="http://schemas.microsoft.com/office/drawing/2016/5/13/chartex" xmlns:cx8="http://schemas.microsoft.com/office/drawing/2016/5/14/chartex" xmlns:mc="http://schemas.openxmlformats.org/markup-compatibility/2006" xmlns:aink="http://schemas.microsoft.com/office/drawing/2016/ink" xmlns:am3d="http://schemas.microsoft.com/office/drawing/2017/model3d" xmlns:o="urn:schemas-microsoft-com:office:office" xmlns:oel="http://schemas.microsoft.com/office/2019/extlst" xmlns:r="http://schemas.openxmlformats.org/officeDocument/2006/relationships" xmlns:m="http://schemas.openxmlformats.org/officeDocument/2006/math" xmlns:v="urn:schemas-microsoft-com:vml" xmlns:wp14="http://schemas.microsoft.com/office/word/2010/wordprocessingDrawing" xmlns:wp="http://schemas.openxmlformats.org/drawingml/2006/wordprocessingDrawing" xmlns:w10="urn:schemas-microsoft-com:office:word" xmlns:w="http://schemas.openxmlformats.org/wordprocessingml/2006/main" xmlns:w14="http://schemas.microsoft.com/office/word/2010/wordml" xmlns:w15="http://schemas.microsoft.com/office/word/2012/wordml" xmlns:w16cex="http://schemas.microsoft.com/office/word/2018/wordml/cex" xmlns:w16cid="http://schemas.microsoft.com/office/word/2016/wordml/cid" xmlns:w16="http://schemas.microsoft.com/office/word/2018/wordml" xmlns:w16du="http://schemas.microsoft.com/office/word/2023/wordml/word16du" xmlns:w16sdtdh="http://schemas.microsoft.com/office/word/2020/wordml/sdtdatahash" xmlns:w16sdtfl="http://schemas.microsoft.com/office/word/2024/wordml/sdtformatlock" xmlns:w16se="http://schemas.microsoft.com/office/word/2015/wordml/symex" xmlns:wpg="http://schemas.microsoft.com/office/word/2010/wordprocessingGroup" xmlns:wpi="http://schemas.microsoft.com/office/word/2010/wordprocessingInk" xmlns:wne="http://schemas.microsoft.com/office/word/2006/wordml" xmlns:wps="http://schemas.microsoft.com/office/word/2010/wordprocessingShape" mc:Ignorable="w14 w15 w16se w16cid w16 w16cex w16sdtdh w16sdtfl w16du wp14">
   <w:body>
     <w:p>
       <w:pPr>
@@ -411,13 +411,13 @@
         <w:ind w:left="360"/>
         <w:rPr>
           <w:rFonts w:ascii="Arial" w:hAnsi="Arial" w:cs="Arial"/>
-          <w:lang w:val="en-US"/>
-        </w:rPr>
-      </w:pPr>
-      <w:r>
-        <w:rPr>
-          <w:rFonts w:ascii="Arial" w:hAnsi="Arial" w:cs="Arial"/>
-          <w:lang w:val="en-US"/>
+          <w:lang w:val="es-VE"/>
+        </w:rPr>
+      </w:pPr>
+      <w:r>
+        <w:rPr>
+          <w:rFonts w:ascii="Arial" w:hAnsi="Arial" w:cs="Arial"/>
+          <w:lang w:val="es-VE"/>
         </w:rPr>
         <w:t>PROCESADOR: INTEL CORE I7-8700</w:t>
       </w:r>
@@ -427,61 +427,54 @@
         <w:ind w:left="360"/>
         <w:rPr>
           <w:rFonts w:ascii="Arial" w:hAnsi="Arial" w:cs="Arial"/>
-          <w:lang w:val="en-US"/>
-        </w:rPr>
-      </w:pPr>
-      <w:r>
-        <w:rPr>
-          <w:rFonts w:ascii="Arial" w:hAnsi="Arial" w:cs="Arial"/>
-          <w:lang w:val="en-US"/>
-        </w:rPr>
-        <w:t>RAM</w:t>
-      </w:r>
-      <w:r>
-        <w:rPr>
-          <w:rFonts w:ascii="Arial" w:hAnsi="Arial" w:cs="Arial"/>
-          <w:lang w:val="en-US"/>
-        </w:rPr>
-        <w:t>:16GB</w:t>
-      </w:r>
-    </w:p>
-    <w:p>
-      <w:pPr>
-        <w:ind w:left="360"/>
-        <w:rPr>
-          <w:rFonts w:ascii="Arial" w:hAnsi="Arial" w:cs="Arial"/>
-          <w:lang w:val="en-US"/>
-        </w:rPr>
-      </w:pPr>
-    </w:p>
-    <w:p>
-      <w:pPr>
-        <w:ind w:left="360"/>
-        <w:rPr>
-          <w:rFonts w:ascii="Arial" w:hAnsi="Arial" w:cs="Arial"/>
-          <w:lang w:val="en-US"/>
-        </w:rPr>
-      </w:pPr>
-    </w:p>
-    <w:p>
-      <w:pPr>
-        <w:ind w:left="360"/>
-        <w:rPr>
-          <w:rFonts w:ascii="Arial" w:hAnsi="Arial" w:cs="Arial"/>
-          <w:lang w:val="en-US"/>
-        </w:rPr>
-      </w:pPr>
-      <w:r>
-        <w:rPr>
-          <w:rFonts w:ascii="Arial" w:hAnsi="Arial" w:cs="Arial"/>
-          <w:lang w:val="en-US"/>
+          <w:lang w:val="es-VE"/>
+        </w:rPr>
+      </w:pPr>
+      <w:r>
+        <w:rPr>
+          <w:rFonts w:ascii="Arial" w:hAnsi="Arial" w:cs="Arial"/>
+          <w:lang w:val="es-VE"/>
+        </w:rPr>
+        <w:t>RAM:16GB</w:t>
+      </w:r>
+    </w:p>
+    <w:p>
+      <w:pPr>
+        <w:ind w:left="360"/>
+        <w:rPr>
+          <w:rFonts w:ascii="Arial" w:hAnsi="Arial" w:cs="Arial"/>
+          <w:lang w:val="es-VE"/>
+        </w:rPr>
+      </w:pPr>
+    </w:p>
+    <w:p>
+      <w:pPr>
+        <w:ind w:left="360"/>
+        <w:rPr>
+          <w:rFonts w:ascii="Arial" w:hAnsi="Arial" w:cs="Arial"/>
+          <w:lang w:val="es-VE"/>
+        </w:rPr>
+      </w:pPr>
+    </w:p>
+    <w:p>
+      <w:pPr>
+        <w:ind w:left="360"/>
+        <w:rPr>
+          <w:rFonts w:ascii="Arial" w:hAnsi="Arial" w:cs="Arial"/>
+          <w:lang w:val="es-VE"/>
+        </w:rPr>
+      </w:pPr>
+      <w:r>
+        <w:rPr>
+          <w:rFonts w:ascii="Arial" w:hAnsi="Arial" w:cs="Arial"/>
+          <w:lang w:val="es-VE"/>
         </w:rPr>
         <w:t xml:space="preserve">ALMACENAMIENTO: </w:t>
       </w:r>
       <w:r>
         <w:rPr>
           <w:rFonts w:ascii="Arial" w:hAnsi="Arial" w:cs="Arial"/>
-          <w:lang w:val="en-US"/>
+          <w:lang w:val="es-VE"/>
         </w:rPr>
         <w:t>1TB</w:t>
       </w:r>
@@ -735,36 +728,22 @@
         <w:ind w:left="360"/>
         <w:rPr>
           <w:rFonts w:ascii="Arial" w:hAnsi="Arial" w:cs="Arial"/>
-          <w:lang w:val="en-US"/>
-        </w:rPr>
-      </w:pPr>
-      <w:r>
-        <w:rPr>
-          <w:rFonts w:ascii="Arial" w:hAnsi="Arial" w:cs="Arial"/>
-          <w:lang w:val="en-US"/>
+          <w:lang w:val="es-VE"/>
+        </w:rPr>
+      </w:pPr>
+      <w:r>
+        <w:rPr>
+          <w:rFonts w:ascii="Arial" w:hAnsi="Arial" w:cs="Arial"/>
+          <w:lang w:val="es-VE"/>
         </w:rPr>
         <w:t>PROCESADOR:</w:t>
       </w:r>
       <w:r>
         <w:rPr>
           <w:rFonts w:ascii="Arial" w:hAnsi="Arial" w:cs="Arial"/>
-          <w:lang w:val="en-US"/>
-        </w:rPr>
-        <w:t xml:space="preserve"> </w:t>
-      </w:r>
-      <w:r>
-        <w:rPr>
-          <w:rFonts w:ascii="Arial" w:hAnsi="Arial" w:cs="Arial"/>
-          <w:lang w:val="en-US"/>
-        </w:rPr>
-        <w:t>INTEL CORE I5-</w:t>
-      </w:r>
-      <w:r>
-        <w:rPr>
-          <w:rFonts w:ascii="Arial" w:hAnsi="Arial" w:cs="Arial"/>
-          <w:lang w:val="en-US"/>
-        </w:rPr>
-        <w:t>8500</w:t>
+          <w:lang w:val="es-VE"/>
+        </w:rPr>
+        <w:t xml:space="preserve"> INTEL CORE I5-8500</w:t>
       </w:r>
     </w:p>
     <w:p>
@@ -957,13 +936,15 @@
           <w:rFonts w:ascii="Arial" w:hAnsi="Arial" w:cs="Arial"/>
           <w:b/>
           <w:bCs/>
-        </w:rPr>
-      </w:pPr>
-      <w:r>
-        <w:rPr>
-          <w:rFonts w:ascii="Arial" w:hAnsi="Arial" w:cs="Arial"/>
-          <w:b/>
-          <w:bCs/>
+          <w:lang w:val="en-US"/>
+        </w:rPr>
+      </w:pPr>
+      <w:r>
+        <w:rPr>
+          <w:rFonts w:ascii="Arial" w:hAnsi="Arial" w:cs="Arial"/>
+          <w:b/>
+          <w:bCs/>
+          <w:lang w:val="en-US"/>
         </w:rPr>
         <w:t>MONITOR</w:t>
       </w:r>
@@ -973,11 +954,13 @@
         <w:ind w:left="360"/>
         <w:rPr>
           <w:rFonts w:ascii="Arial" w:hAnsi="Arial" w:cs="Arial"/>
-        </w:rPr>
-      </w:pPr>
-      <w:r>
-        <w:rPr>
-          <w:rFonts w:ascii="Arial" w:hAnsi="Arial" w:cs="Arial"/>
+          <w:lang w:val="en-US"/>
+        </w:rPr>
+      </w:pPr>
+      <w:r>
+        <w:rPr>
+          <w:rFonts w:ascii="Arial" w:hAnsi="Arial" w:cs="Arial"/>
+          <w:lang w:val="en-US"/>
         </w:rPr>
         <w:t xml:space="preserve">MODELO: </w:t>
       </w:r>
@@ -987,19 +970,22 @@
         <w:ind w:left="360"/>
         <w:rPr>
           <w:rFonts w:ascii="Arial" w:hAnsi="Arial" w:cs="Arial"/>
-        </w:rPr>
-      </w:pPr>
-    </w:p>
-    <w:p>
-      <w:pPr>
-        <w:ind w:left="360"/>
-        <w:rPr>
-          <w:rFonts w:ascii="Arial" w:hAnsi="Arial" w:cs="Arial"/>
-        </w:rPr>
-      </w:pPr>
-      <w:r>
-        <w:rPr>
-          <w:rFonts w:ascii="Arial" w:hAnsi="Arial" w:cs="Arial"/>
+          <w:lang w:val="en-US"/>
+        </w:rPr>
+      </w:pPr>
+    </w:p>
+    <w:p>
+      <w:pPr>
+        <w:ind w:left="360"/>
+        <w:rPr>
+          <w:rFonts w:ascii="Arial" w:hAnsi="Arial" w:cs="Arial"/>
+          <w:lang w:val="en-US"/>
+        </w:rPr>
+      </w:pPr>
+      <w:r>
+        <w:rPr>
+          <w:rFonts w:ascii="Arial" w:hAnsi="Arial" w:cs="Arial"/>
+          <w:lang w:val="en-US"/>
         </w:rPr>
         <w:t>4.</w:t>
       </w:r>
@@ -1011,13 +997,15 @@
           <w:rFonts w:ascii="Arial" w:hAnsi="Arial" w:cs="Arial"/>
           <w:b/>
           <w:bCs/>
-        </w:rPr>
-      </w:pPr>
-      <w:r>
-        <w:rPr>
-          <w:rFonts w:ascii="Arial" w:hAnsi="Arial" w:cs="Arial"/>
-          <w:b/>
-          <w:bCs/>
+          <w:lang w:val="en-US"/>
+        </w:rPr>
+      </w:pPr>
+      <w:r>
+        <w:rPr>
+          <w:rFonts w:ascii="Arial" w:hAnsi="Arial" w:cs="Arial"/>
+          <w:b/>
+          <w:bCs/>
+          <w:lang w:val="en-US"/>
         </w:rPr>
         <w:t>CPU</w:t>
       </w:r>
@@ -1050,20 +1038,20 @@
         <w:ind w:left="360"/>
         <w:rPr>
           <w:rFonts w:ascii="Arial" w:hAnsi="Arial" w:cs="Arial"/>
-          <w:lang w:val="en-US"/>
-        </w:rPr>
-      </w:pPr>
-      <w:r>
-        <w:rPr>
-          <w:rFonts w:ascii="Arial" w:hAnsi="Arial" w:cs="Arial"/>
-          <w:lang w:val="en-US"/>
+          <w:lang w:val="es-VE"/>
+        </w:rPr>
+      </w:pPr>
+      <w:r>
+        <w:rPr>
+          <w:rFonts w:ascii="Arial" w:hAnsi="Arial" w:cs="Arial"/>
+          <w:lang w:val="es-VE"/>
         </w:rPr>
         <w:t xml:space="preserve">SERIAL: </w:t>
       </w:r>
       <w:r>
         <w:rPr>
           <w:rFonts w:ascii="Arial" w:hAnsi="Arial" w:cs="Arial"/>
-          <w:lang w:val="en-US"/>
+          <w:lang w:val="es-VE"/>
         </w:rPr>
         <w:t>MXL32203RL</w:t>
       </w:r>
@@ -1073,13 +1061,13 @@
         <w:ind w:left="360"/>
         <w:rPr>
           <w:rFonts w:ascii="Arial" w:hAnsi="Arial" w:cs="Arial"/>
-          <w:lang w:val="en-US"/>
-        </w:rPr>
-      </w:pPr>
-      <w:r>
-        <w:rPr>
-          <w:rFonts w:ascii="Arial" w:hAnsi="Arial" w:cs="Arial"/>
-          <w:lang w:val="en-US"/>
+          <w:lang w:val="es-VE"/>
+        </w:rPr>
+      </w:pPr>
+      <w:r>
+        <w:rPr>
+          <w:rFonts w:ascii="Arial" w:hAnsi="Arial" w:cs="Arial"/>
+          <w:lang w:val="es-VE"/>
         </w:rPr>
         <w:t>USUARIO: TESORERIA</w:t>
       </w:r>
@@ -1089,13 +1077,13 @@
         <w:ind w:left="360"/>
         <w:rPr>
           <w:rFonts w:ascii="Arial" w:hAnsi="Arial" w:cs="Arial"/>
-          <w:lang w:val="en-US"/>
-        </w:rPr>
-      </w:pPr>
-      <w:r>
-        <w:rPr>
-          <w:rFonts w:ascii="Arial" w:hAnsi="Arial" w:cs="Arial"/>
-          <w:lang w:val="en-US"/>
+          <w:lang w:val="es-VE"/>
+        </w:rPr>
+      </w:pPr>
+      <w:r>
+        <w:rPr>
+          <w:rFonts w:ascii="Arial" w:hAnsi="Arial" w:cs="Arial"/>
+          <w:lang w:val="es-VE"/>
         </w:rPr>
         <w:t>PROCESADOR: INTEL CORE I5-3470</w:t>
       </w:r>
@@ -1281,13 +1269,7 @@
         <w:rPr>
           <w:rFonts w:ascii="Arial" w:hAnsi="Arial" w:cs="Arial"/>
         </w:rPr>
-        <w:t xml:space="preserve">MODELO: </w:t>
-      </w:r>
-      <w:r>
-        <w:rPr>
-          <w:rFonts w:ascii="Arial" w:hAnsi="Arial" w:cs="Arial"/>
-        </w:rPr>
-        <w:t>GK-070014/U</w:t>
+        <w:t>MODELO: GK-070014/U</w:t>
       </w:r>
     </w:p>
     <w:p>
@@ -1415,13 +1397,13 @@
         <w:ind w:left="360"/>
         <w:rPr>
           <w:rFonts w:ascii="Arial" w:hAnsi="Arial" w:cs="Arial"/>
-          <w:lang w:val="en-US"/>
-        </w:rPr>
-      </w:pPr>
-      <w:r>
-        <w:rPr>
-          <w:rFonts w:ascii="Arial" w:hAnsi="Arial" w:cs="Arial"/>
-          <w:lang w:val="en-US"/>
+          <w:lang w:val="es-VE"/>
+        </w:rPr>
+      </w:pPr>
+      <w:r>
+        <w:rPr>
+          <w:rFonts w:ascii="Arial" w:hAnsi="Arial" w:cs="Arial"/>
+          <w:lang w:val="es-VE"/>
         </w:rPr>
         <w:lastRenderedPageBreak/>
         <w:t>PROCESADOR:</w:t>
@@ -1429,7 +1411,7 @@
       <w:r>
         <w:rPr>
           <w:rFonts w:ascii="Arial" w:hAnsi="Arial" w:cs="Arial"/>
-          <w:lang w:val="en-US"/>
+          <w:lang w:val="es-VE"/>
         </w:rPr>
         <w:t xml:space="preserve"> INTEL CORE I5-6500</w:t>
       </w:r>
@@ -1523,27 +1505,648 @@
         <w:rPr>
           <w:rFonts w:ascii="Arial" w:hAnsi="Arial" w:cs="Arial"/>
         </w:rPr>
+        <w:t>MODELO: DH-PFM350-480-A</w:t>
+      </w:r>
+    </w:p>
+    <w:p>
+      <w:pPr>
+        <w:ind w:left="360"/>
+        <w:rPr>
+          <w:rFonts w:ascii="Arial" w:hAnsi="Arial" w:cs="Arial"/>
+        </w:rPr>
+      </w:pPr>
+      <w:r>
+        <w:rPr>
+          <w:rFonts w:ascii="Arial" w:hAnsi="Arial" w:cs="Arial"/>
+        </w:rPr>
+        <w:t>CAPACIDAD: 480W</w:t>
+      </w:r>
+    </w:p>
+    <w:p>
+      <w:pPr>
+        <w:ind w:left="360"/>
+        <w:rPr>
+          <w:rFonts w:ascii="Arial" w:hAnsi="Arial" w:cs="Arial"/>
+          <w:b/>
+          <w:bCs/>
+        </w:rPr>
+      </w:pPr>
+      <w:r>
+        <w:rPr>
+          <w:rFonts w:ascii="Arial" w:hAnsi="Arial" w:cs="Arial"/>
+          <w:b/>
+          <w:bCs/>
+        </w:rPr>
+        <w:t>MOUSE</w:t>
+      </w:r>
+    </w:p>
+    <w:p>
+      <w:pPr>
+        <w:ind w:left="360"/>
+        <w:rPr>
+          <w:rFonts w:ascii="Arial" w:hAnsi="Arial" w:cs="Arial"/>
+        </w:rPr>
+      </w:pPr>
+      <w:r>
+        <w:rPr>
+          <w:rFonts w:ascii="Arial" w:hAnsi="Arial" w:cs="Arial"/>
+        </w:rPr>
+        <w:t>MODELO: IMEXX 26303</w:t>
+      </w:r>
+    </w:p>
+    <w:p>
+      <w:pPr>
+        <w:ind w:left="360"/>
+        <w:rPr>
+          <w:rFonts w:ascii="Arial" w:hAnsi="Arial" w:cs="Arial"/>
+          <w:b/>
+          <w:bCs/>
+        </w:rPr>
+      </w:pPr>
+      <w:r>
+        <w:rPr>
+          <w:rFonts w:ascii="Arial" w:hAnsi="Arial" w:cs="Arial"/>
+          <w:b/>
+          <w:bCs/>
+        </w:rPr>
+        <w:t>TECLADO</w:t>
+      </w:r>
+    </w:p>
+    <w:p>
+      <w:pPr>
+        <w:ind w:left="360"/>
+        <w:rPr>
+          <w:rFonts w:ascii="Arial" w:hAnsi="Arial" w:cs="Arial"/>
+        </w:rPr>
+      </w:pPr>
+      <w:r>
+        <w:rPr>
+          <w:rFonts w:ascii="Arial" w:hAnsi="Arial" w:cs="Arial"/>
+        </w:rPr>
+        <w:t>MODELO: DELL L100</w:t>
+      </w:r>
+    </w:p>
+    <w:p>
+      <w:pPr>
+        <w:ind w:left="360"/>
+        <w:rPr>
+          <w:rFonts w:ascii="Arial" w:hAnsi="Arial" w:cs="Arial"/>
+          <w:b/>
+          <w:bCs/>
+        </w:rPr>
+      </w:pPr>
+      <w:r>
+        <w:rPr>
+          <w:rFonts w:ascii="Arial" w:hAnsi="Arial" w:cs="Arial"/>
+          <w:b/>
+          <w:bCs/>
+        </w:rPr>
+        <w:t>MONITOR</w:t>
+      </w:r>
+    </w:p>
+    <w:p>
+      <w:pPr>
+        <w:ind w:left="360"/>
+        <w:rPr>
+          <w:rFonts w:ascii="Arial" w:hAnsi="Arial" w:cs="Arial"/>
+        </w:rPr>
+      </w:pPr>
+      <w:r>
+        <w:rPr>
+          <w:rFonts w:ascii="Arial" w:hAnsi="Arial" w:cs="Arial"/>
+        </w:rPr>
+        <w:t>MODELO: HP LV1911</w:t>
+      </w:r>
+    </w:p>
+    <w:p>
+      <w:pPr>
+        <w:ind w:left="360"/>
+        <w:rPr>
+          <w:rFonts w:ascii="Arial" w:hAnsi="Arial" w:cs="Arial"/>
+        </w:rPr>
+      </w:pPr>
+    </w:p>
+    <w:p>
+      <w:pPr>
+        <w:ind w:left="360"/>
+        <w:rPr>
+          <w:rFonts w:ascii="Arial" w:hAnsi="Arial" w:cs="Arial"/>
+        </w:rPr>
+      </w:pPr>
+      <w:r>
+        <w:rPr>
+          <w:rFonts w:ascii="Arial" w:hAnsi="Arial" w:cs="Arial"/>
+        </w:rPr>
+        <w:t>6.</w:t>
+      </w:r>
+    </w:p>
+    <w:p>
+      <w:pPr>
+        <w:ind w:left="360"/>
+        <w:rPr>
+          <w:rFonts w:ascii="Arial" w:hAnsi="Arial" w:cs="Arial"/>
+          <w:b/>
+          <w:bCs/>
+        </w:rPr>
+      </w:pPr>
+      <w:r>
+        <w:rPr>
+          <w:rFonts w:ascii="Arial" w:hAnsi="Arial" w:cs="Arial"/>
+          <w:b/>
+          <w:bCs/>
+        </w:rPr>
+        <w:t>CPU</w:t>
+      </w:r>
+    </w:p>
+    <w:p>
+      <w:pPr>
+        <w:ind w:left="360"/>
+        <w:rPr>
+          <w:rFonts w:ascii="Arial" w:hAnsi="Arial" w:cs="Arial"/>
+        </w:rPr>
+      </w:pPr>
+      <w:r>
+        <w:rPr>
+          <w:rFonts w:ascii="Arial" w:hAnsi="Arial" w:cs="Arial"/>
+        </w:rPr>
+        <w:t>MODELO: DELL OPTIPLEX 9010</w:t>
+      </w:r>
+    </w:p>
+    <w:p>
+      <w:pPr>
+        <w:ind w:left="360"/>
+        <w:rPr>
+          <w:rFonts w:ascii="Arial" w:hAnsi="Arial" w:cs="Arial"/>
+        </w:rPr>
+      </w:pPr>
+      <w:r>
+        <w:rPr>
+          <w:rFonts w:ascii="Arial" w:hAnsi="Arial" w:cs="Arial"/>
+        </w:rPr>
+        <w:t>SERIAL:</w:t>
+      </w:r>
+    </w:p>
+    <w:p>
+      <w:pPr>
+        <w:ind w:left="360"/>
+        <w:rPr>
+          <w:rFonts w:ascii="Arial" w:hAnsi="Arial" w:cs="Arial"/>
+        </w:rPr>
+      </w:pPr>
+      <w:r>
+        <w:rPr>
+          <w:rFonts w:ascii="Arial" w:hAnsi="Arial" w:cs="Arial"/>
+        </w:rPr>
+        <w:t>USUARIO: admon03</w:t>
+      </w:r>
+    </w:p>
+    <w:p>
+      <w:pPr>
+        <w:ind w:left="360"/>
+        <w:rPr>
+          <w:rFonts w:ascii="Arial" w:hAnsi="Arial" w:cs="Arial"/>
+        </w:rPr>
+      </w:pPr>
+      <w:r>
+        <w:rPr>
+          <w:rFonts w:ascii="Arial" w:hAnsi="Arial" w:cs="Arial"/>
+        </w:rPr>
+        <w:t>PROCESADOR:</w:t>
+      </w:r>
+      <w:r>
+        <w:rPr>
+          <w:rFonts w:ascii="Arial" w:hAnsi="Arial" w:cs="Arial"/>
+          <w:b/>
+          <w:bCs/>
+        </w:rPr>
+        <w:t xml:space="preserve"> </w:t>
+      </w:r>
+      <w:r>
+        <w:rPr>
+          <w:rFonts w:ascii="Arial" w:hAnsi="Arial" w:cs="Arial"/>
+        </w:rPr>
+        <w:t>INTEL CORE I7-3770</w:t>
+      </w:r>
+    </w:p>
+    <w:p>
+      <w:pPr>
+        <w:ind w:left="360"/>
+        <w:rPr>
+          <w:rFonts w:ascii="Arial" w:hAnsi="Arial" w:cs="Arial"/>
+        </w:rPr>
+      </w:pPr>
+      <w:r>
+        <w:rPr>
+          <w:rFonts w:ascii="Arial" w:hAnsi="Arial" w:cs="Arial"/>
+        </w:rPr>
+        <w:t>RAM: 8GB DDR3</w:t>
+      </w:r>
+    </w:p>
+    <w:p>
+      <w:pPr>
+        <w:ind w:left="360"/>
+        <w:rPr>
+          <w:rFonts w:ascii="Arial" w:hAnsi="Arial" w:cs="Arial"/>
+        </w:rPr>
+      </w:pPr>
+      <w:r>
+        <w:rPr>
+          <w:rFonts w:ascii="Arial" w:hAnsi="Arial" w:cs="Arial"/>
+        </w:rPr>
+        <w:t>ALMACENAMIENTO: 477GB SSD</w:t>
+      </w:r>
+    </w:p>
+    <w:p>
+      <w:pPr>
+        <w:ind w:left="360"/>
+        <w:rPr>
+          <w:rFonts w:ascii="Arial" w:hAnsi="Arial" w:cs="Arial"/>
+        </w:rPr>
+      </w:pPr>
+      <w:r>
+        <w:rPr>
+          <w:rFonts w:ascii="Arial" w:hAnsi="Arial" w:cs="Arial"/>
+        </w:rPr>
+        <w:t>TARJETA GRÁFICA: INTEL HD GRAPHICS 4000</w:t>
+      </w:r>
+    </w:p>
+    <w:p>
+      <w:pPr>
+        <w:ind w:left="360"/>
+        <w:rPr>
+          <w:rFonts w:ascii="Arial" w:hAnsi="Arial" w:cs="Arial"/>
+        </w:rPr>
+      </w:pPr>
+      <w:r>
+        <w:rPr>
+          <w:rFonts w:ascii="Arial" w:hAnsi="Arial" w:cs="Arial"/>
+          <w:b/>
+          <w:bCs/>
+        </w:rPr>
+        <w:t>UPS</w:t>
+      </w:r>
+    </w:p>
+    <w:p>
+      <w:pPr>
+        <w:ind w:left="360"/>
+        <w:rPr>
+          <w:rFonts w:ascii="Arial" w:hAnsi="Arial" w:cs="Arial"/>
+        </w:rPr>
+      </w:pPr>
+      <w:r>
+        <w:rPr>
+          <w:rFonts w:ascii="Arial" w:hAnsi="Arial" w:cs="Arial"/>
+        </w:rPr>
+        <w:t>MODELO: DH-PFM350-360-A</w:t>
+      </w:r>
+    </w:p>
+    <w:p>
+      <w:pPr>
+        <w:ind w:left="360"/>
+        <w:rPr>
+          <w:rFonts w:ascii="Arial" w:hAnsi="Arial" w:cs="Arial"/>
+        </w:rPr>
+      </w:pPr>
+      <w:r>
+        <w:rPr>
+          <w:rFonts w:ascii="Arial" w:hAnsi="Arial" w:cs="Arial"/>
+        </w:rPr>
+        <w:t>CAPACIDAD: 360W</w:t>
+      </w:r>
+    </w:p>
+    <w:p>
+      <w:pPr>
+        <w:ind w:left="360"/>
+        <w:rPr>
+          <w:rFonts w:ascii="Arial" w:hAnsi="Arial" w:cs="Arial"/>
+          <w:b/>
+          <w:bCs/>
+        </w:rPr>
+      </w:pPr>
+      <w:r>
+        <w:rPr>
+          <w:rFonts w:ascii="Arial" w:hAnsi="Arial" w:cs="Arial"/>
+          <w:b/>
+          <w:bCs/>
+        </w:rPr>
+        <w:t>MOUSE</w:t>
+      </w:r>
+    </w:p>
+    <w:p>
+      <w:pPr>
+        <w:ind w:left="360"/>
+        <w:rPr>
+          <w:rFonts w:ascii="Arial" w:hAnsi="Arial" w:cs="Arial"/>
+        </w:rPr>
+      </w:pPr>
+      <w:r>
+        <w:rPr>
+          <w:rFonts w:ascii="Arial" w:hAnsi="Arial" w:cs="Arial"/>
+        </w:rPr>
         <w:t xml:space="preserve">MODELO: </w:t>
       </w:r>
       <w:r>
         <w:rPr>
           <w:rFonts w:ascii="Arial" w:hAnsi="Arial" w:cs="Arial"/>
         </w:rPr>
-        <w:t>DH-PFM350-480-A</w:t>
-      </w:r>
-    </w:p>
-    <w:p>
-      <w:pPr>
-        <w:ind w:left="360"/>
-        <w:rPr>
-          <w:rFonts w:ascii="Arial" w:hAnsi="Arial" w:cs="Arial"/>
-        </w:rPr>
-      </w:pPr>
-      <w:r>
-        <w:rPr>
-          <w:rFonts w:ascii="Arial" w:hAnsi="Arial" w:cs="Arial"/>
-        </w:rPr>
-        <w:t>CAPACIDAD: 480W</w:t>
+        <w:t>IMEXX</w:t>
+      </w:r>
+    </w:p>
+    <w:p>
+      <w:pPr>
+        <w:ind w:left="360"/>
+        <w:rPr>
+          <w:rFonts w:ascii="Arial" w:hAnsi="Arial" w:cs="Arial"/>
+          <w:b/>
+          <w:bCs/>
+        </w:rPr>
+      </w:pPr>
+      <w:r>
+        <w:rPr>
+          <w:rFonts w:ascii="Arial" w:hAnsi="Arial" w:cs="Arial"/>
+          <w:b/>
+          <w:bCs/>
+        </w:rPr>
+        <w:t>TECLADO</w:t>
+      </w:r>
+    </w:p>
+    <w:p>
+      <w:pPr>
+        <w:ind w:left="360"/>
+        <w:rPr>
+          <w:rFonts w:ascii="Arial" w:hAnsi="Arial" w:cs="Arial"/>
+        </w:rPr>
+      </w:pPr>
+      <w:r>
+        <w:rPr>
+          <w:rFonts w:ascii="Arial" w:hAnsi="Arial" w:cs="Arial"/>
+        </w:rPr>
+        <w:lastRenderedPageBreak/>
+        <w:t>MODELO: IME 2032</w:t>
+      </w:r>
+      <w:r>
+        <w:rPr>
+          <w:rFonts w:ascii="Arial" w:hAnsi="Arial" w:cs="Arial"/>
+        </w:rPr>
+        <w:t>5</w:t>
+      </w:r>
+      <w:r>
+        <w:rPr>
+          <w:rFonts w:ascii="Arial" w:hAnsi="Arial" w:cs="Arial"/>
+        </w:rPr>
+        <w:t>SP</w:t>
+      </w:r>
+    </w:p>
+    <w:p>
+      <w:pPr>
+        <w:ind w:left="360"/>
+        <w:rPr>
+          <w:rFonts w:ascii="Arial" w:hAnsi="Arial" w:cs="Arial"/>
+          <w:b/>
+          <w:bCs/>
+        </w:rPr>
+      </w:pPr>
+      <w:r>
+        <w:rPr>
+          <w:rFonts w:ascii="Arial" w:hAnsi="Arial" w:cs="Arial"/>
+          <w:b/>
+          <w:bCs/>
+        </w:rPr>
+        <w:t>MONITOR</w:t>
+      </w:r>
+    </w:p>
+    <w:p>
+      <w:pPr>
+        <w:ind w:left="360"/>
+        <w:rPr>
+          <w:rFonts w:ascii="Arial" w:hAnsi="Arial" w:cs="Arial"/>
+        </w:rPr>
+      </w:pPr>
+      <w:r>
+        <w:rPr>
+          <w:rFonts w:ascii="Arial" w:hAnsi="Arial" w:cs="Arial"/>
+        </w:rPr>
+        <w:t>MODELO: P1914Sc</w:t>
+      </w:r>
+    </w:p>
+    <w:p>
+      <w:pPr>
+        <w:ind w:left="360"/>
+        <w:rPr>
+          <w:rFonts w:ascii="Arial" w:hAnsi="Arial" w:cs="Arial"/>
+        </w:rPr>
+      </w:pPr>
+    </w:p>
+    <w:p>
+      <w:pPr>
+        <w:ind w:left="360"/>
+        <w:rPr>
+          <w:rFonts w:ascii="Arial" w:hAnsi="Arial" w:cs="Arial"/>
+        </w:rPr>
+      </w:pPr>
+      <w:r>
+        <w:rPr>
+          <w:rFonts w:ascii="Arial" w:hAnsi="Arial" w:cs="Arial"/>
+        </w:rPr>
+        <w:t>7.</w:t>
+      </w:r>
+    </w:p>
+    <w:p>
+      <w:pPr>
+        <w:ind w:left="360"/>
+        <w:rPr>
+          <w:rFonts w:ascii="Arial" w:hAnsi="Arial" w:cs="Arial"/>
+          <w:b/>
+          <w:bCs/>
+        </w:rPr>
+      </w:pPr>
+      <w:r>
+        <w:rPr>
+          <w:rFonts w:ascii="Arial" w:hAnsi="Arial" w:cs="Arial"/>
+          <w:b/>
+          <w:bCs/>
+        </w:rPr>
+        <w:t>CPU</w:t>
+      </w:r>
+    </w:p>
+    <w:p>
+      <w:pPr>
+        <w:ind w:left="360"/>
+        <w:rPr>
+          <w:rFonts w:ascii="Arial" w:hAnsi="Arial" w:cs="Arial"/>
+        </w:rPr>
+      </w:pPr>
+      <w:r>
+        <w:rPr>
+          <w:rFonts w:ascii="Arial" w:hAnsi="Arial" w:cs="Arial"/>
+        </w:rPr>
+        <w:t xml:space="preserve">MODELO: </w:t>
+      </w:r>
+      <w:r>
+        <w:rPr>
+          <w:rFonts w:ascii="Arial" w:hAnsi="Arial" w:cs="Arial"/>
+        </w:rPr>
+        <w:t>DELL OPTIPLEX 7010</w:t>
+      </w:r>
+    </w:p>
+    <w:p>
+      <w:pPr>
+        <w:ind w:left="360"/>
+        <w:rPr>
+          <w:rFonts w:ascii="Arial" w:hAnsi="Arial" w:cs="Arial"/>
+        </w:rPr>
+      </w:pPr>
+      <w:r>
+        <w:rPr>
+          <w:rFonts w:ascii="Arial" w:hAnsi="Arial" w:cs="Arial"/>
+        </w:rPr>
+        <w:t>SERIAL:</w:t>
+      </w:r>
+    </w:p>
+    <w:p>
+      <w:pPr>
+        <w:ind w:left="360"/>
+        <w:rPr>
+          <w:rFonts w:ascii="Arial" w:hAnsi="Arial" w:cs="Arial"/>
+        </w:rPr>
+      </w:pPr>
+      <w:r>
+        <w:rPr>
+          <w:rFonts w:ascii="Arial" w:hAnsi="Arial" w:cs="Arial"/>
+        </w:rPr>
+        <w:t xml:space="preserve">USUARIO: </w:t>
+      </w:r>
+      <w:r>
+        <w:rPr>
+          <w:rFonts w:ascii="Arial" w:hAnsi="Arial" w:cs="Arial"/>
+        </w:rPr>
+        <w:t>DESKTOP-UD7KI32</w:t>
+      </w:r>
+    </w:p>
+    <w:p>
+      <w:pPr>
+        <w:ind w:left="360"/>
+        <w:rPr>
+          <w:rFonts w:ascii="Arial" w:hAnsi="Arial" w:cs="Arial"/>
+        </w:rPr>
+      </w:pPr>
+      <w:r>
+        <w:rPr>
+          <w:rFonts w:ascii="Arial" w:hAnsi="Arial" w:cs="Arial"/>
+        </w:rPr>
+        <w:t>PROCESADOR:</w:t>
+      </w:r>
+      <w:r>
+        <w:rPr>
+          <w:rFonts w:ascii="Arial" w:hAnsi="Arial" w:cs="Arial"/>
+          <w:b/>
+          <w:bCs/>
+        </w:rPr>
+        <w:t xml:space="preserve"> </w:t>
+      </w:r>
+      <w:r>
+        <w:rPr>
+          <w:rFonts w:ascii="Arial" w:hAnsi="Arial" w:cs="Arial"/>
+        </w:rPr>
+        <w:t>INTEL CORE I7-3770</w:t>
+      </w:r>
+    </w:p>
+    <w:p>
+      <w:pPr>
+        <w:ind w:left="360"/>
+        <w:rPr>
+          <w:rFonts w:ascii="Arial" w:hAnsi="Arial" w:cs="Arial"/>
+        </w:rPr>
+      </w:pPr>
+      <w:r>
+        <w:rPr>
+          <w:rFonts w:ascii="Arial" w:hAnsi="Arial" w:cs="Arial"/>
+        </w:rPr>
+        <w:t>RAM: 8GB DDR3</w:t>
+      </w:r>
+    </w:p>
+    <w:p>
+      <w:pPr>
+        <w:ind w:left="360"/>
+        <w:rPr>
+          <w:rFonts w:ascii="Arial" w:hAnsi="Arial" w:cs="Arial"/>
+        </w:rPr>
+      </w:pPr>
+      <w:r>
+        <w:rPr>
+          <w:rFonts w:ascii="Arial" w:hAnsi="Arial" w:cs="Arial"/>
+        </w:rPr>
+        <w:t xml:space="preserve">ALMACENAMIENTO: </w:t>
+      </w:r>
+      <w:r>
+        <w:rPr>
+          <w:rFonts w:ascii="Arial" w:hAnsi="Arial" w:cs="Arial"/>
+        </w:rPr>
+        <w:t>932</w:t>
+      </w:r>
+      <w:r>
+        <w:rPr>
+          <w:rFonts w:ascii="Arial" w:hAnsi="Arial" w:cs="Arial"/>
+        </w:rPr>
+        <w:t>GB SSD</w:t>
+      </w:r>
+    </w:p>
+    <w:p>
+      <w:pPr>
+        <w:ind w:left="360"/>
+        <w:rPr>
+          <w:rFonts w:ascii="Arial" w:hAnsi="Arial" w:cs="Arial"/>
+        </w:rPr>
+      </w:pPr>
+      <w:r>
+        <w:rPr>
+          <w:rFonts w:ascii="Arial" w:hAnsi="Arial" w:cs="Arial"/>
+        </w:rPr>
+        <w:t>TARJETA GRÁFICA: INTEL HD GRAPHICS 4000</w:t>
+      </w:r>
+    </w:p>
+    <w:p>
+      <w:pPr>
+        <w:ind w:left="360"/>
+        <w:rPr>
+          <w:rFonts w:ascii="Arial" w:hAnsi="Arial" w:cs="Arial"/>
+        </w:rPr>
+      </w:pPr>
+      <w:r>
+        <w:rPr>
+          <w:rFonts w:ascii="Arial" w:hAnsi="Arial" w:cs="Arial"/>
+          <w:b/>
+          <w:bCs/>
+        </w:rPr>
+        <w:t>UPS</w:t>
+      </w:r>
+    </w:p>
+    <w:p>
+      <w:pPr>
+        <w:ind w:left="360"/>
+        <w:rPr>
+          <w:rFonts w:ascii="Arial" w:hAnsi="Arial" w:cs="Arial"/>
+        </w:rPr>
+      </w:pPr>
+      <w:r>
+        <w:rPr>
+          <w:rFonts w:ascii="Arial" w:hAnsi="Arial" w:cs="Arial"/>
+        </w:rPr>
+        <w:t>MODELO: DH-PFM350-360-A</w:t>
+      </w:r>
+    </w:p>
+    <w:p>
+      <w:pPr>
+        <w:ind w:left="360"/>
+        <w:rPr>
+          <w:rFonts w:ascii="Arial" w:hAnsi="Arial" w:cs="Arial"/>
+        </w:rPr>
+      </w:pPr>
+      <w:r>
+        <w:rPr>
+          <w:rFonts w:ascii="Arial" w:hAnsi="Arial" w:cs="Arial"/>
+        </w:rPr>
+        <w:t>CAPACIDAD: 360W</w:t>
       </w:r>
     </w:p>
     <w:p>
@@ -1575,7 +2178,7 @@
         <w:rPr>
           <w:rFonts w:ascii="Arial" w:hAnsi="Arial" w:cs="Arial"/>
         </w:rPr>
-        <w:t>MODELO: IMEXX 26303</w:t>
+        <w:t>MODELO: IMEXX</w:t>
       </w:r>
     </w:p>
     <w:p>
@@ -1607,7 +2210,19 @@
         <w:rPr>
           <w:rFonts w:ascii="Arial" w:hAnsi="Arial" w:cs="Arial"/>
         </w:rPr>
-        <w:t>MODELO: DELL L100</w:t>
+        <w:t>MODELO: IME 2032</w:t>
+      </w:r>
+      <w:r>
+        <w:rPr>
+          <w:rFonts w:ascii="Arial" w:hAnsi="Arial" w:cs="Arial"/>
+        </w:rPr>
+        <w:t>5</w:t>
+      </w:r>
+      <w:r>
+        <w:rPr>
+          <w:rFonts w:ascii="Arial" w:hAnsi="Arial" w:cs="Arial"/>
+        </w:rPr>
+        <w:t>SP</w:t>
       </w:r>
     </w:p>
     <w:p>
@@ -1639,29 +2254,49 @@
         <w:rPr>
           <w:rFonts w:ascii="Arial" w:hAnsi="Arial" w:cs="Arial"/>
         </w:rPr>
-        <w:t>MODELO: HP LV1911</w:t>
-      </w:r>
-    </w:p>
-    <w:p>
-      <w:pPr>
-        <w:ind w:left="360"/>
-        <w:rPr>
-          <w:rFonts w:ascii="Arial" w:hAnsi="Arial" w:cs="Arial"/>
-        </w:rPr>
-      </w:pPr>
-    </w:p>
-    <w:p>
-      <w:pPr>
-        <w:ind w:left="360"/>
-        <w:rPr>
-          <w:rFonts w:ascii="Arial" w:hAnsi="Arial" w:cs="Arial"/>
-        </w:rPr>
-      </w:pPr>
-      <w:r>
-        <w:rPr>
-          <w:rFonts w:ascii="Arial" w:hAnsi="Arial" w:cs="Arial"/>
-        </w:rPr>
-        <w:t>6.</w:t>
+        <w:t xml:space="preserve">MODELO: </w:t>
+      </w:r>
+      <w:r>
+        <w:rPr>
+          <w:rFonts w:ascii="Arial" w:hAnsi="Arial" w:cs="Arial"/>
+        </w:rPr>
+        <w:t>DELL</w:t>
+      </w:r>
+    </w:p>
+    <w:p>
+      <w:pPr>
+        <w:ind w:left="360"/>
+        <w:rPr>
+          <w:rFonts w:ascii="Arial" w:hAnsi="Arial" w:cs="Arial"/>
+        </w:rPr>
+      </w:pPr>
+      <w:r>
+        <w:rPr>
+          <w:rFonts w:ascii="Arial" w:hAnsi="Arial" w:cs="Arial"/>
+        </w:rPr>
+        <w:t>SERIAL: CN-ODCV1K-64180-SBQ-2Z9B-A00</w:t>
+      </w:r>
+    </w:p>
+    <w:p>
+      <w:pPr>
+        <w:ind w:left="360"/>
+        <w:rPr>
+          <w:rFonts w:ascii="Arial" w:hAnsi="Arial" w:cs="Arial"/>
+        </w:rPr>
+      </w:pPr>
+    </w:p>
+    <w:p>
+      <w:pPr>
+        <w:ind w:left="360"/>
+        <w:rPr>
+          <w:rFonts w:ascii="Arial" w:hAnsi="Arial" w:cs="Arial"/>
+        </w:rPr>
+      </w:pPr>
+      <w:r>
+        <w:rPr>
+          <w:rFonts w:ascii="Arial" w:hAnsi="Arial" w:cs="Arial"/>
+        </w:rPr>
+        <w:t>8.</w:t>
       </w:r>
     </w:p>
     <w:p>
@@ -1693,7 +2328,31 @@
         <w:rPr>
           <w:rFonts w:ascii="Arial" w:hAnsi="Arial" w:cs="Arial"/>
         </w:rPr>
-        <w:t>MODELO: DELL OPTIPLEX 9010</w:t>
+        <w:t xml:space="preserve">MODELO: DELL OPTIPLEX </w:t>
+      </w:r>
+      <w:r>
+        <w:rPr>
+          <w:rFonts w:ascii="Arial" w:hAnsi="Arial" w:cs="Arial"/>
+        </w:rPr>
+        <w:t>5</w:t>
+      </w:r>
+      <w:r>
+        <w:rPr>
+          <w:rFonts w:ascii="Arial" w:hAnsi="Arial" w:cs="Arial"/>
+        </w:rPr>
+        <w:t>0</w:t>
+      </w:r>
+      <w:r>
+        <w:rPr>
+          <w:rFonts w:ascii="Arial" w:hAnsi="Arial" w:cs="Arial"/>
+        </w:rPr>
+        <w:t>7</w:t>
+      </w:r>
+      <w:r>
+        <w:rPr>
+          <w:rFonts w:ascii="Arial" w:hAnsi="Arial" w:cs="Arial"/>
+        </w:rPr>
+        <w:t>0</w:t>
       </w:r>
     </w:p>
     <w:p>
@@ -1709,32 +2368,45 @@
         </w:rPr>
         <w:t>SERIAL:</w:t>
       </w:r>
-    </w:p>
-    <w:p>
-      <w:pPr>
-        <w:ind w:left="360"/>
-        <w:rPr>
-          <w:rFonts w:ascii="Arial" w:hAnsi="Arial" w:cs="Arial"/>
-        </w:rPr>
-      </w:pPr>
-      <w:r>
-        <w:rPr>
-          <w:rFonts w:ascii="Arial" w:hAnsi="Arial" w:cs="Arial"/>
-        </w:rPr>
-        <w:t>USUARIO: admon03</w:t>
-      </w:r>
-    </w:p>
-    <w:p>
-      <w:pPr>
-        <w:ind w:left="360"/>
-        <w:rPr>
-          <w:rFonts w:ascii="Arial" w:hAnsi="Arial" w:cs="Arial"/>
-        </w:rPr>
-      </w:pPr>
-      <w:r>
-        <w:rPr>
-          <w:rFonts w:ascii="Arial" w:hAnsi="Arial" w:cs="Arial"/>
-        </w:rPr>
+      <w:r>
+        <w:rPr>
+          <w:rFonts w:ascii="Arial" w:hAnsi="Arial" w:cs="Arial"/>
+        </w:rPr>
+        <w:t xml:space="preserve"> DB7LR33</w:t>
+      </w:r>
+    </w:p>
+    <w:p>
+      <w:pPr>
+        <w:ind w:left="360"/>
+        <w:rPr>
+          <w:rFonts w:ascii="Arial" w:hAnsi="Arial" w:cs="Arial"/>
+        </w:rPr>
+      </w:pPr>
+      <w:r>
+        <w:rPr>
+          <w:rFonts w:ascii="Arial" w:hAnsi="Arial" w:cs="Arial"/>
+        </w:rPr>
+        <w:t>USUARIO:</w:t>
+      </w:r>
+      <w:r>
+        <w:rPr>
+          <w:rFonts w:ascii="Arial" w:hAnsi="Arial" w:cs="Arial"/>
+        </w:rPr>
+        <w:t xml:space="preserve"> caja03-admin</w:t>
+      </w:r>
+    </w:p>
+    <w:p>
+      <w:pPr>
+        <w:ind w:left="360"/>
+        <w:rPr>
+          <w:rFonts w:ascii="Arial" w:hAnsi="Arial" w:cs="Arial"/>
+        </w:rPr>
+      </w:pPr>
+      <w:r>
+        <w:rPr>
+          <w:rFonts w:ascii="Arial" w:hAnsi="Arial" w:cs="Arial"/>
+        </w:rPr>
+        <w:lastRenderedPageBreak/>
         <w:t>PROCESADOR:</w:t>
       </w:r>
       <w:r>
@@ -1749,49 +2421,103 @@
         <w:rPr>
           <w:rFonts w:ascii="Arial" w:hAnsi="Arial" w:cs="Arial"/>
         </w:rPr>
-        <w:t>INTEL CORE I7-3770</w:t>
-      </w:r>
-    </w:p>
-    <w:p>
-      <w:pPr>
-        <w:ind w:left="360"/>
-        <w:rPr>
-          <w:rFonts w:ascii="Arial" w:hAnsi="Arial" w:cs="Arial"/>
-        </w:rPr>
-      </w:pPr>
-      <w:r>
-        <w:rPr>
-          <w:rFonts w:ascii="Arial" w:hAnsi="Arial" w:cs="Arial"/>
-        </w:rPr>
-        <w:t>RAM: 8GB DDR3</w:t>
-      </w:r>
-    </w:p>
-    <w:p>
-      <w:pPr>
-        <w:ind w:left="360"/>
-        <w:rPr>
-          <w:rFonts w:ascii="Arial" w:hAnsi="Arial" w:cs="Arial"/>
-        </w:rPr>
-      </w:pPr>
-      <w:r>
-        <w:rPr>
-          <w:rFonts w:ascii="Arial" w:hAnsi="Arial" w:cs="Arial"/>
-        </w:rPr>
-        <w:t>ALMACENAMIENTO: 477GB SSD</w:t>
-      </w:r>
-    </w:p>
-    <w:p>
-      <w:pPr>
-        <w:ind w:left="360"/>
-        <w:rPr>
-          <w:rFonts w:ascii="Arial" w:hAnsi="Arial" w:cs="Arial"/>
-        </w:rPr>
-      </w:pPr>
-      <w:r>
-        <w:rPr>
-          <w:rFonts w:ascii="Arial" w:hAnsi="Arial" w:cs="Arial"/>
-        </w:rPr>
-        <w:t>TARJETA GRÁFICA: INTEL HD GRAPHICS 4000</w:t>
+        <w:t>INTEL CORE I7-</w:t>
+      </w:r>
+      <w:r>
+        <w:rPr>
+          <w:rFonts w:ascii="Arial" w:hAnsi="Arial" w:cs="Arial"/>
+        </w:rPr>
+        <w:t>970</w:t>
+      </w:r>
+      <w:r>
+        <w:rPr>
+          <w:rFonts w:ascii="Arial" w:hAnsi="Arial" w:cs="Arial"/>
+        </w:rPr>
+        <w:t>0</w:t>
+      </w:r>
+    </w:p>
+    <w:p>
+      <w:pPr>
+        <w:ind w:left="360"/>
+        <w:rPr>
+          <w:rFonts w:ascii="Arial" w:hAnsi="Arial" w:cs="Arial"/>
+        </w:rPr>
+      </w:pPr>
+      <w:r>
+        <w:rPr>
+          <w:rFonts w:ascii="Arial" w:hAnsi="Arial" w:cs="Arial"/>
+        </w:rPr>
+        <w:t xml:space="preserve">RAM: </w:t>
+      </w:r>
+      <w:r>
+        <w:rPr>
+          <w:rFonts w:ascii="Arial" w:hAnsi="Arial" w:cs="Arial"/>
+        </w:rPr>
+        <w:t>16</w:t>
+      </w:r>
+      <w:r>
+        <w:rPr>
+          <w:rFonts w:ascii="Arial" w:hAnsi="Arial" w:cs="Arial"/>
+        </w:rPr>
+        <w:t xml:space="preserve">GB </w:t>
+      </w:r>
+    </w:p>
+    <w:p>
+      <w:pPr>
+        <w:ind w:left="360"/>
+        <w:rPr>
+          <w:rFonts w:ascii="Arial" w:hAnsi="Arial" w:cs="Arial"/>
+        </w:rPr>
+      </w:pPr>
+      <w:r>
+        <w:rPr>
+          <w:rFonts w:ascii="Arial" w:hAnsi="Arial" w:cs="Arial"/>
+        </w:rPr>
+        <w:t xml:space="preserve">ALMACENAMIENTO: </w:t>
+      </w:r>
+      <w:r>
+        <w:rPr>
+          <w:rFonts w:ascii="Arial" w:hAnsi="Arial" w:cs="Arial"/>
+        </w:rPr>
+        <w:t>224</w:t>
+      </w:r>
+      <w:r>
+        <w:rPr>
+          <w:rFonts w:ascii="Arial" w:hAnsi="Arial" w:cs="Arial"/>
+        </w:rPr>
+        <w:t>GB</w:t>
+      </w:r>
+    </w:p>
+    <w:p>
+      <w:pPr>
+        <w:ind w:left="360"/>
+        <w:rPr>
+          <w:rFonts w:ascii="Arial" w:hAnsi="Arial" w:cs="Arial"/>
+        </w:rPr>
+      </w:pPr>
+      <w:r>
+        <w:rPr>
+          <w:rFonts w:ascii="Arial" w:hAnsi="Arial" w:cs="Arial"/>
+        </w:rPr>
+        <w:t xml:space="preserve">TARJETA GRÁFICA: INTEL </w:t>
+      </w:r>
+      <w:r>
+        <w:rPr>
+          <w:rFonts w:ascii="Arial" w:hAnsi="Arial" w:cs="Arial"/>
+        </w:rPr>
+        <w:t>U</w:t>
+      </w:r>
+      <w:r>
+        <w:rPr>
+          <w:rFonts w:ascii="Arial" w:hAnsi="Arial" w:cs="Arial"/>
+        </w:rPr>
+        <w:t>HD GRAPHICS</w:t>
+      </w:r>
+      <w:r>
+        <w:rPr>
+          <w:rFonts w:ascii="Arial" w:hAnsi="Arial" w:cs="Arial"/>
+        </w:rPr>
+        <w:t xml:space="preserve"> 630</w:t>
       </w:r>
     </w:p>
     <w:p>
@@ -1867,78 +2593,187 @@
         <w:rPr>
           <w:rFonts w:ascii="Arial" w:hAnsi="Arial" w:cs="Arial"/>
         </w:rPr>
+        <w:t>MODELO: IMEXX</w:t>
+      </w:r>
+    </w:p>
+    <w:p>
+      <w:pPr>
+        <w:ind w:left="360"/>
+        <w:rPr>
+          <w:rFonts w:ascii="Arial" w:hAnsi="Arial" w:cs="Arial"/>
+          <w:b/>
+          <w:bCs/>
+        </w:rPr>
+      </w:pPr>
+      <w:r>
+        <w:rPr>
+          <w:rFonts w:ascii="Arial" w:hAnsi="Arial" w:cs="Arial"/>
+          <w:b/>
+          <w:bCs/>
+        </w:rPr>
+        <w:t>TECLADO</w:t>
+      </w:r>
+    </w:p>
+    <w:p>
+      <w:pPr>
+        <w:ind w:left="360"/>
+        <w:rPr>
+          <w:rFonts w:ascii="Arial" w:hAnsi="Arial" w:cs="Arial"/>
+        </w:rPr>
+      </w:pPr>
+      <w:r>
+        <w:rPr>
+          <w:rFonts w:ascii="Arial" w:hAnsi="Arial" w:cs="Arial"/>
+        </w:rPr>
+        <w:t>MODELO: IME 20320SP</w:t>
+      </w:r>
+    </w:p>
+    <w:p>
+      <w:pPr>
+        <w:ind w:left="360"/>
+        <w:rPr>
+          <w:rFonts w:ascii="Arial" w:hAnsi="Arial" w:cs="Arial"/>
+          <w:b/>
+          <w:bCs/>
+        </w:rPr>
+      </w:pPr>
+      <w:r>
+        <w:rPr>
+          <w:rFonts w:ascii="Arial" w:hAnsi="Arial" w:cs="Arial"/>
+          <w:b/>
+          <w:bCs/>
+        </w:rPr>
+        <w:t>MONITOR</w:t>
+      </w:r>
+    </w:p>
+    <w:p>
+      <w:pPr>
+        <w:ind w:left="360"/>
+        <w:rPr>
+          <w:rFonts w:ascii="Arial" w:hAnsi="Arial" w:cs="Arial"/>
+        </w:rPr>
+      </w:pPr>
+      <w:r>
+        <w:rPr>
+          <w:rFonts w:ascii="Arial" w:hAnsi="Arial" w:cs="Arial"/>
+        </w:rPr>
         <w:t xml:space="preserve">MODELO: </w:t>
       </w:r>
       <w:r>
         <w:rPr>
           <w:rFonts w:ascii="Arial" w:hAnsi="Arial" w:cs="Arial"/>
         </w:rPr>
-        <w:t>IMEXX</w:t>
-      </w:r>
-    </w:p>
-    <w:p>
-      <w:pPr>
-        <w:ind w:left="360"/>
-        <w:rPr>
-          <w:rFonts w:ascii="Arial" w:hAnsi="Arial" w:cs="Arial"/>
-          <w:b/>
-          <w:bCs/>
-        </w:rPr>
-      </w:pPr>
-      <w:r>
-        <w:rPr>
-          <w:rFonts w:ascii="Arial" w:hAnsi="Arial" w:cs="Arial"/>
-          <w:b/>
-          <w:bCs/>
-        </w:rPr>
-        <w:t>TECLADO</w:t>
-      </w:r>
-    </w:p>
-    <w:p>
-      <w:pPr>
-        <w:ind w:left="360"/>
-        <w:rPr>
-          <w:rFonts w:ascii="Arial" w:hAnsi="Arial" w:cs="Arial"/>
-        </w:rPr>
-      </w:pPr>
-      <w:r>
-        <w:rPr>
-          <w:rFonts w:ascii="Arial" w:hAnsi="Arial" w:cs="Arial"/>
-        </w:rPr>
-        <w:lastRenderedPageBreak/>
-        <w:t>MODELO: IME 20320SP</w:t>
-      </w:r>
-    </w:p>
-    <w:p>
-      <w:pPr>
-        <w:ind w:left="360"/>
-        <w:rPr>
-          <w:rFonts w:ascii="Arial" w:hAnsi="Arial" w:cs="Arial"/>
-          <w:b/>
-          <w:bCs/>
-        </w:rPr>
-      </w:pPr>
-      <w:r>
-        <w:rPr>
-          <w:rFonts w:ascii="Arial" w:hAnsi="Arial" w:cs="Arial"/>
-          <w:b/>
-          <w:bCs/>
-        </w:rPr>
-        <w:t>MONITOR</w:t>
-      </w:r>
-    </w:p>
-    <w:p>
-      <w:pPr>
-        <w:ind w:left="360"/>
-        <w:rPr>
-          <w:rFonts w:ascii="Arial" w:hAnsi="Arial" w:cs="Arial"/>
-        </w:rPr>
-      </w:pPr>
-      <w:r>
-        <w:rPr>
-          <w:rFonts w:ascii="Arial" w:hAnsi="Arial" w:cs="Arial"/>
-        </w:rPr>
-        <w:t>MODELO: P1914Sc</w:t>
+        <w:t>LG 24MB35PYI</w:t>
+      </w:r>
+    </w:p>
+    <w:p>
+      <w:pPr>
+        <w:ind w:left="360"/>
+        <w:rPr>
+          <w:rFonts w:ascii="Arial" w:hAnsi="Arial" w:cs="Arial"/>
+        </w:rPr>
+      </w:pPr>
+    </w:p>
+    <w:p>
+      <w:pPr>
+        <w:ind w:left="360"/>
+        <w:rPr>
+          <w:rFonts w:ascii="Arial" w:hAnsi="Arial" w:cs="Arial"/>
+          <w:b/>
+          <w:bCs/>
+        </w:rPr>
+      </w:pPr>
+      <w:r>
+        <w:rPr>
+          <w:rFonts w:ascii="Arial" w:hAnsi="Arial" w:cs="Arial"/>
+          <w:b/>
+          <w:bCs/>
+        </w:rPr>
+        <w:t>IMPRESORAS</w:t>
+      </w:r>
+    </w:p>
+    <w:p>
+      <w:pPr>
+        <w:ind w:left="360"/>
+        <w:rPr>
+          <w:rFonts w:ascii="Arial" w:hAnsi="Arial" w:cs="Arial"/>
+        </w:rPr>
+      </w:pPr>
+      <w:r>
+        <w:rPr>
+          <w:rFonts w:ascii="Arial" w:hAnsi="Arial" w:cs="Arial"/>
+        </w:rPr>
+        <w:t xml:space="preserve">CANON MF455dw </w:t>
+      </w:r>
+    </w:p>
+    <w:p>
+      <w:pPr>
+        <w:ind w:left="360"/>
+        <w:rPr>
+          <w:rFonts w:ascii="Arial" w:hAnsi="Arial" w:cs="Arial"/>
+        </w:rPr>
+      </w:pPr>
+      <w:r>
+        <w:rPr>
+          <w:rFonts w:ascii="Arial" w:hAnsi="Arial" w:cs="Arial"/>
+        </w:rPr>
+        <w:t>CANTIDAD: 1</w:t>
+      </w:r>
+    </w:p>
+    <w:p>
+      <w:pPr>
+        <w:ind w:left="360"/>
+        <w:rPr>
+          <w:rFonts w:ascii="Arial" w:hAnsi="Arial" w:cs="Arial"/>
+        </w:rPr>
+      </w:pPr>
+      <w:r>
+        <w:rPr>
+          <w:rFonts w:ascii="Arial" w:hAnsi="Arial" w:cs="Arial"/>
+        </w:rPr>
+        <w:t>CANON LBP6030w</w:t>
+      </w:r>
+    </w:p>
+    <w:p>
+      <w:pPr>
+        <w:ind w:left="360"/>
+        <w:rPr>
+          <w:rFonts w:ascii="Arial" w:hAnsi="Arial" w:cs="Arial"/>
+        </w:rPr>
+      </w:pPr>
+      <w:r>
+        <w:rPr>
+          <w:rFonts w:ascii="Arial" w:hAnsi="Arial" w:cs="Arial"/>
+        </w:rPr>
+        <w:t>CANTIDAD:4</w:t>
+      </w:r>
+    </w:p>
+    <w:p>
+      <w:pPr>
+        <w:ind w:left="360"/>
+        <w:rPr>
+          <w:rFonts w:ascii="Arial" w:hAnsi="Arial" w:cs="Arial"/>
+        </w:rPr>
+      </w:pPr>
+      <w:r>
+        <w:rPr>
+          <w:rFonts w:ascii="Arial" w:hAnsi="Arial" w:cs="Arial"/>
+        </w:rPr>
+        <w:t>HP LaserJet P1102w</w:t>
+      </w:r>
+    </w:p>
+    <w:p>
+      <w:pPr>
+        <w:ind w:left="360"/>
+        <w:rPr>
+          <w:rFonts w:ascii="Arial" w:hAnsi="Arial" w:cs="Arial"/>
+        </w:rPr>
+      </w:pPr>
+      <w:r>
+        <w:rPr>
+          <w:rFonts w:ascii="Arial" w:hAnsi="Arial" w:cs="Arial"/>
+        </w:rPr>
+        <w:t>CANTIDAD: 1</w:t>
       </w:r>
     </w:p>
     <w:sectPr>
@@ -1952,7 +2787,7 @@
 </file>
 
 <file path=word/numbering.xml><?xml version="1.0" encoding="utf-8"?>
-<w:numbering xmlns:wpc="http://schemas.microsoft.com/office/word/2010/wordprocessingCanvas" xmlns:cx="http://schemas.microsoft.com/office/drawing/2014/chartex" xmlns:cx1="http://schemas.microsoft.com/office/drawing/2015/9/8/chartex" xmlns:cx2="http://schemas.microsoft.com/office/drawing/2015/10/21/chartex" xmlns:cx3="http://schemas.microsoft.com/office/drawing/2016/5/9/chartex" xmlns:cx4="http://schemas.microsoft.com/office/drawing/2016/5/10/chartex" xmlns:cx5="http://schemas.microsoft.com/office/drawing/2016/5/11/chartex" xmlns:cx6="http://schemas.microsoft.com/office/drawing/2016/5/12/chartex" xmlns:cx7="http://schemas.microsoft.com/office/drawing/2016/5/13/chartex" xmlns:cx8="http://schemas.microsoft.com/office/drawing/2016/5/14/chartex" xmlns:mc="http://schemas.openxmlformats.org/markup-compatibility/2006" xmlns:aink="http://schemas.microsoft.com/office/drawing/2016/ink" xmlns:am3d="http://schemas.microsoft.com/office/drawing/2017/model3d" xmlns:o="urn:schemas-microsoft-com:office:office" xmlns:oel="http://schemas.microsoft.com/office/2019/extlst" xmlns:r="http://schemas.openxmlformats.org/officeDocument/2006/relationships" xmlns:m="http://schemas.openxmlformats.org/officeDocument/2006/math" xmlns:v="urn:schemas-microsoft-com:vml" xmlns:wp14="http://schemas.microsoft.com/office/word/2010/wordprocessingDrawing" xmlns:wp="http://schemas.openxmlformats.org/drawingml/2006/wordprocessingDrawing" xmlns:w10="urn:schemas-microsoft-com:office:word" xmlns:w="http://schemas.openxmlformats.org/wordprocessingml/2006/main" xmlns:w14="http://schemas.microsoft.com/office/word/2010/wordml" xmlns:w15="http://schemas.microsoft.com/office/word/2012/wordml" xmlns:w16cex="http://schemas.microsoft.com/office/word/2018/wordml/cex" xmlns:w16cid="http://schemas.microsoft.com/office/word/2016/wordml/cid" xmlns:w16="http://schemas.microsoft.com/office/word/2018/wordml" xmlns:w16sdtdh="http://schemas.microsoft.com/office/word/2020/wordml/sdtdatahash" xmlns:w16se="http://schemas.microsoft.com/office/word/2015/wordml/symex" xmlns:wpg="http://schemas.microsoft.com/office/word/2010/wordprocessingGroup" xmlns:wpi="http://schemas.microsoft.com/office/word/2010/wordprocessingInk" xmlns:wne="http://schemas.microsoft.com/office/word/2006/wordml" xmlns:wps="http://schemas.microsoft.com/office/word/2010/wordprocessingShape" mc:Ignorable="w14 w15 w16se w16cid w16 w16cex w16sdtdh wp14">
+<w:numbering xmlns:wpc="http://schemas.microsoft.com/office/word/2010/wordprocessingCanvas" xmlns:cx="http://schemas.microsoft.com/office/drawing/2014/chartex" xmlns:cx1="http://schemas.microsoft.com/office/drawing/2015/9/8/chartex" xmlns:cx2="http://schemas.microsoft.com/office/drawing/2015/10/21/chartex" xmlns:cx3="http://schemas.microsoft.com/office/drawing/2016/5/9/chartex" xmlns:cx4="http://schemas.microsoft.com/office/drawing/2016/5/10/chartex" xmlns:cx5="http://schemas.microsoft.com/office/drawing/2016/5/11/chartex" xmlns:cx6="http://schemas.microsoft.com/office/drawing/2016/5/12/chartex" xmlns:cx7="http://schemas.microsoft.com/office/drawing/2016/5/13/chartex" xmlns:cx8="http://schemas.microsoft.com/office/drawing/2016/5/14/chartex" xmlns:mc="http://schemas.openxmlformats.org/markup-compatibility/2006" xmlns:aink="http://schemas.microsoft.com/office/drawing/2016/ink" xmlns:am3d="http://schemas.microsoft.com/office/drawing/2017/model3d" xmlns:o="urn:schemas-microsoft-com:office:office" xmlns:oel="http://schemas.microsoft.com/office/2019/extlst" xmlns:r="http://schemas.openxmlformats.org/officeDocument/2006/relationships" xmlns:m="http://schemas.openxmlformats.org/officeDocument/2006/math" xmlns:v="urn:schemas-microsoft-com:vml" xmlns:wp14="http://schemas.microsoft.com/office/word/2010/wordprocessingDrawing" xmlns:wp="http://schemas.openxmlformats.org/drawingml/2006/wordprocessingDrawing" xmlns:w10="urn:schemas-microsoft-com:office:word" xmlns:w="http://schemas.openxmlformats.org/wordprocessingml/2006/main" xmlns:w14="http://schemas.microsoft.com/office/word/2010/wordml" xmlns:w15="http://schemas.microsoft.com/office/word/2012/wordml" xmlns:w16cex="http://schemas.microsoft.com/office/word/2018/wordml/cex" xmlns:w16cid="http://schemas.microsoft.com/office/word/2016/wordml/cid" xmlns:w16="http://schemas.microsoft.com/office/word/2018/wordml" xmlns:w16du="http://schemas.microsoft.com/office/word/2023/wordml/word16du" xmlns:w16sdtdh="http://schemas.microsoft.com/office/word/2020/wordml/sdtdatahash" xmlns:w16sdtfl="http://schemas.microsoft.com/office/word/2024/wordml/sdtformatlock" xmlns:w16se="http://schemas.microsoft.com/office/word/2015/wordml/symex" xmlns:wpg="http://schemas.microsoft.com/office/word/2010/wordprocessingGroup" xmlns:wpi="http://schemas.microsoft.com/office/word/2010/wordprocessingInk" xmlns:wne="http://schemas.microsoft.com/office/word/2006/wordml" xmlns:wps="http://schemas.microsoft.com/office/word/2010/wordprocessingShape" mc:Ignorable="w14 w15 w16se w16cid w16 w16cex w16sdtdh w16sdtfl w16du wp14">
   <w:abstractNum w:abstractNumId="0" w15:restartNumberingAfterBreak="0">
     <w:nsid w:val="1D2A7EA4"/>
     <w:multiLevelType w:val="hybridMultilevel"/>
@@ -2049,7 +2884,7 @@
 </file>
 
 <file path=word/styles.xml><?xml version="1.0" encoding="utf-8"?>
-<w:styles xmlns:mc="http://schemas.openxmlformats.org/markup-compatibility/2006" xmlns:r="http://schemas.openxmlformats.org/officeDocument/2006/relationships" xmlns:w="http://schemas.openxmlformats.org/wordprocessingml/2006/main" xmlns:w14="http://schemas.microsoft.com/office/word/2010/wordml" xmlns:w15="http://schemas.microsoft.com/office/word/2012/wordml" xmlns:w16cex="http://schemas.microsoft.com/office/word/2018/wordml/cex" xmlns:w16cid="http://schemas.microsoft.com/office/word/2016/wordml/cid" xmlns:w16="http://schemas.microsoft.com/office/word/2018/wordml" xmlns:w16sdtdh="http://schemas.microsoft.com/office/word/2020/wordml/sdtdatahash" xmlns:w16se="http://schemas.microsoft.com/office/word/2015/wordml/symex" mc:Ignorable="w14 w15 w16se w16cid w16 w16cex w16sdtdh">
+<w:styles xmlns:mc="http://schemas.openxmlformats.org/markup-compatibility/2006" xmlns:r="http://schemas.openxmlformats.org/officeDocument/2006/relationships" xmlns:w="http://schemas.openxmlformats.org/wordprocessingml/2006/main" xmlns:w14="http://schemas.microsoft.com/office/word/2010/wordml" xmlns:w15="http://schemas.microsoft.com/office/word/2012/wordml" xmlns:w16cex="http://schemas.microsoft.com/office/word/2018/wordml/cex" xmlns:w16cid="http://schemas.microsoft.com/office/word/2016/wordml/cid" xmlns:w16="http://schemas.microsoft.com/office/word/2018/wordml" xmlns:w16du="http://schemas.microsoft.com/office/word/2023/wordml/word16du" xmlns:w16sdtdh="http://schemas.microsoft.com/office/word/2020/wordml/sdtdatahash" xmlns:w16sdtfl="http://schemas.microsoft.com/office/word/2024/wordml/sdtformatlock" xmlns:w16se="http://schemas.microsoft.com/office/word/2015/wordml/symex" mc:Ignorable="w14 w15 w16se w16cid w16 w16cex w16sdtdh w16sdtfl w16du">
   <w:docDefaults>
     <w:rPrDefault>
       <w:rPr>

--- a/Informe de Pasantias/Lista de equipos en administración.docx
+++ b/Informe de Pasantias/Lista de equipos en administración.docx
@@ -16,7 +16,7 @@
           <w:sz w:val="24"/>
           <w:szCs w:val="24"/>
         </w:rPr>
-        <w:t>Lista de equipos en administración:</w:t>
+        <w:t>LISTA DE EQUIPOS EN ADMINISTRACIÓN</w:t>
       </w:r>
     </w:p>
     <w:p>
@@ -3330,18 +3330,16 @@
           <w:sz w:val="24"/>
           <w:szCs w:val="24"/>
         </w:rPr>
-        <w:t xml:space="preserve">CANON MF455dw </w:t>
-      </w:r>
-    </w:p>
-    <w:p>
-      <w:pPr>
-        <w:ind w:left="360"/>
-        <w:rPr>
-          <w:rFonts w:ascii="Arial" w:hAnsi="Arial" w:cs="Arial"/>
-          <w:sz w:val="24"/>
-          <w:szCs w:val="24"/>
-        </w:rPr>
-      </w:pPr>
+        <w:t>CANON MF455dw</w:t>
+      </w:r>
+      <w:r>
+        <w:rPr>
+          <w:rFonts w:ascii="Arial" w:hAnsi="Arial" w:cs="Arial"/>
+          <w:sz w:val="24"/>
+          <w:szCs w:val="24"/>
+        </w:rPr>
+        <w:t xml:space="preserve">. </w:t>
+      </w:r>
       <w:r>
         <w:rPr>
           <w:rFonts w:ascii="Arial" w:hAnsi="Arial" w:cs="Arial"/>
@@ -3368,23 +3366,20 @@
         </w:rPr>
         <w:t>CANON LBP6030w</w:t>
       </w:r>
-    </w:p>
-    <w:p>
-      <w:pPr>
-        <w:ind w:left="360"/>
-        <w:rPr>
-          <w:rFonts w:ascii="Arial" w:hAnsi="Arial" w:cs="Arial"/>
-          <w:sz w:val="24"/>
-          <w:szCs w:val="24"/>
-        </w:rPr>
-      </w:pPr>
-      <w:r>
-        <w:rPr>
-          <w:rFonts w:ascii="Arial" w:hAnsi="Arial" w:cs="Arial"/>
-          <w:sz w:val="24"/>
-          <w:szCs w:val="24"/>
-        </w:rPr>
-        <w:lastRenderedPageBreak/>
+      <w:r>
+        <w:rPr>
+          <w:rFonts w:ascii="Arial" w:hAnsi="Arial" w:cs="Arial"/>
+          <w:sz w:val="24"/>
+          <w:szCs w:val="24"/>
+        </w:rPr>
+        <w:t xml:space="preserve">. </w:t>
+      </w:r>
+      <w:r>
+        <w:rPr>
+          <w:rFonts w:ascii="Arial" w:hAnsi="Arial" w:cs="Arial"/>
+          <w:sz w:val="24"/>
+          <w:szCs w:val="24"/>
+        </w:rPr>
         <w:t>CANTIDAD:4</w:t>
       </w:r>
     </w:p>
@@ -3405,14 +3400,14 @@
         </w:rPr>
         <w:t>HP LaserJet P1102w</w:t>
       </w:r>
-    </w:p>
-    <w:p>
-      <w:pPr>
-        <w:ind w:left="360"/>
-        <w:rPr>
-          <w:rFonts w:ascii="Arial" w:hAnsi="Arial" w:cs="Arial"/>
-        </w:rPr>
-      </w:pPr>
+      <w:r>
+        <w:rPr>
+          <w:rFonts w:ascii="Arial" w:hAnsi="Arial" w:cs="Arial"/>
+          <w:sz w:val="24"/>
+          <w:szCs w:val="24"/>
+        </w:rPr>
+        <w:t xml:space="preserve">. </w:t>
+      </w:r>
       <w:r>
         <w:rPr>
           <w:rFonts w:ascii="Arial" w:hAnsi="Arial" w:cs="Arial"/>
